--- a/generados/oficio_17_paredes.docx
+++ b/generados/oficio_17_paredes.docx
@@ -3,6 +3,24 @@
 <w:document xmlns:wpc="http://schemas.microsoft.com/office/word/2010/wordprocessingCanvas" xmlns:mo="http://schemas.microsoft.com/office/mac/office/2008/main" xmlns:mc="http://schemas.openxmlformats.org/markup-compatibility/2006" xmlns:mv="urn:schemas-microsoft-com:mac:vml" xmlns:o="urn:schemas-microsoft-com:office:office" xmlns:r="http://schemas.openxmlformats.org/officeDocument/2006/relationships" xmlns:m="http://schemas.openxmlformats.org/officeDocument/2006/math" xmlns:v="urn:schemas-microsoft-com:vml" xmlns:wp14="http://schemas.microsoft.com/office/word/2010/wordprocessingDrawing" xmlns:wp="http://schemas.openxmlformats.org/drawingml/2006/wordprocessingDrawing" xmlns:w10="urn:schemas-microsoft-com:office:word" xmlns:w="http://schemas.openxmlformats.org/wordprocessingml/2006/main" xmlns:w14="http://schemas.microsoft.com/office/word/2010/wordml" xmlns:wpg="http://schemas.microsoft.com/office/word/2010/wordprocessingGroup" xmlns:wpi="http://schemas.microsoft.com/office/word/2010/wordprocessingInk" xmlns:wne="http://schemas.microsoft.com/office/word/2006/wordml" xmlns:wps="http://schemas.microsoft.com/office/word/2010/wordprocessingShape" mc:Ignorable="w14 wp14">
   <w:body>
     <w:p>
+      <w:pPr>
+        <w:spacing w:before="0" w:after="0" w:line="240" w:lineRule="auto"/>
+      </w:pPr>
+      <w:r>
+        <w:rPr>
+          <w:rFonts w:ascii="Bookman Old Style" w:hAnsi="Bookman Old Style" w:eastAsia="Bookman Old Style"/>
+          <w:b/>
+          <w:i w:val="0"/>
+          <w:sz w:val="18"/>
+          <w:u w:val="single"/>
+        </w:rPr>
+        <w:t>OFICIO N°          -UFESC-URRHH/UGEL.T/GOB.REG.TACNA</w:t>
+      </w:r>
+    </w:p>
+    <w:p>
+      <w:pPr>
+        <w:spacing w:before="0" w:after="0" w:line="240" w:lineRule="auto"/>
+      </w:pPr>
       <w:r>
         <w:rPr>
           <w:rFonts w:ascii="Bookman Old Style" w:hAnsi="Bookman Old Style" w:eastAsia="Bookman Old Style"/>
@@ -16,7 +34,7 @@
     </w:p>
     <w:p>
       <w:pPr>
-        <w:spacing w:after="0"/>
+        <w:spacing w:before="0" w:after="0" w:line="240" w:lineRule="auto"/>
       </w:pPr>
       <w:r>
         <w:rPr>
@@ -31,12 +49,12 @@
     </w:p>
     <w:p>
       <w:pPr>
-        <w:spacing w:after="0"/>
+        <w:spacing w:before="0" w:after="0" w:line="240" w:lineRule="auto"/>
       </w:pPr>
       <w:r>
         <w:rPr>
           <w:rFonts w:ascii="Bookman Old Style" w:hAnsi="Bookman Old Style" w:eastAsia="Bookman Old Style"/>
-          <w:b/>
+          <w:b w:val="0"/>
           <w:i w:val="0"/>
           <w:sz w:val="18"/>
           <w:u w:val="none"/>
@@ -46,12 +64,12 @@
     </w:p>
     <w:p>
       <w:pPr>
-        <w:spacing w:after="0"/>
+        <w:spacing w:before="0" w:after="0" w:line="240" w:lineRule="auto"/>
       </w:pPr>
       <w:r>
         <w:rPr>
           <w:rFonts w:ascii="Bookman Old Style" w:hAnsi="Bookman Old Style" w:eastAsia="Bookman Old Style"/>
-          <w:b/>
+          <w:b w:val="0"/>
           <w:i w:val="0"/>
           <w:sz w:val="18"/>
           <w:u w:val="none"/>
@@ -60,10 +78,13 @@
       </w:r>
     </w:p>
     <w:p>
+      <w:pPr>
+        <w:spacing w:before="0" w:after="0" w:line="240" w:lineRule="auto"/>
+      </w:pPr>
       <w:r>
         <w:rPr>
           <w:rFonts w:ascii="Bookman Old Style" w:hAnsi="Bookman Old Style" w:eastAsia="Bookman Old Style"/>
-          <w:b/>
+          <w:b w:val="0"/>
           <w:i w:val="0"/>
           <w:sz w:val="18"/>
           <w:u w:val="none"/>
@@ -72,6 +93,9 @@
       </w:r>
     </w:p>
     <w:p>
+      <w:pPr>
+        <w:spacing w:before="0" w:after="0" w:line="240" w:lineRule="auto"/>
+      </w:pPr>
       <w:r>
         <w:rPr>
           <w:rFonts w:ascii="Bookman Old Style" w:hAnsi="Bookman Old Style" w:eastAsia="Bookman Old Style"/>
@@ -80,9 +104,13 @@
           <w:sz w:val="18"/>
           <w:u w:val="single"/>
         </w:rPr>
+        <w:t>Tacna/Tacna/TACNA</w:t>
       </w:r>
     </w:p>
     <w:p>
+      <w:pPr>
+        <w:spacing w:before="0" w:after="0" w:line="240" w:lineRule="auto"/>
+      </w:pPr>
       <w:r>
         <w:rPr>
           <w:rFonts w:ascii="Bookman Old Style" w:hAnsi="Bookman Old Style" w:eastAsia="Bookman Old Style"/>
@@ -91,10 +119,13 @@
           <w:sz w:val="18"/>
           <w:u w:val="single"/>
         </w:rPr>
-        <w:t>TACNA/TACNA/TACNA</w:t>
+        <w:t>Teléfono: 999555444</w:t>
       </w:r>
     </w:p>
     <w:p>
+      <w:pPr>
+        <w:spacing w:before="0" w:after="0" w:line="240" w:lineRule="auto"/>
+      </w:pPr>
       <w:r>
         <w:rPr>
           <w:rFonts w:ascii="Bookman Old Style" w:hAnsi="Bookman Old Style" w:eastAsia="Bookman Old Style"/>
@@ -103,61 +134,13 @@
           <w:sz w:val="18"/>
           <w:u w:val="single"/>
         </w:rPr>
-        <w:t>TELÉFONO: 999555444</w:t>
-      </w:r>
-    </w:p>
-    <w:p>
-      <w:r>
-        <w:rPr>
-          <w:rFonts w:ascii="Bookman Old Style" w:hAnsi="Bookman Old Style" w:eastAsia="Bookman Old Style"/>
-          <w:b w:val="0"/>
-          <w:i w:val="0"/>
-          <w:sz w:val="18"/>
-          <w:u w:val="single"/>
-        </w:rPr>
-        <w:t>CORREO: JEJE@gmail.com</w:t>
+        <w:t>Correo: JEJE@gmail.com</w:t>
       </w:r>
     </w:p>
     <w:p>
       <w:pPr>
-        <w:spacing w:after="240"/>
-        <w:jc w:val="center"/>
+        <w:spacing w:before="0" w:after="0" w:line="240" w:lineRule="auto"/>
       </w:pPr>
-      <w:r>
-        <w:rPr>
-          <w:rFonts w:ascii="Bookman Old Style" w:hAnsi="Bookman Old Style" w:eastAsia="Bookman Old Style"/>
-          <w:b/>
-          <w:i w:val="0"/>
-          <w:sz w:val="18"/>
-          <w:u w:val="none"/>
-        </w:rPr>
-        <w:t>Tacna, 16 de abril de 2026</w:t>
-      </w:r>
-    </w:p>
-    <w:p>
-      <w:pPr>
-        <w:spacing w:after="160"/>
-      </w:pPr>
-      <w:r>
-        <w:rPr>
-          <w:rFonts w:ascii="Bookman Old Style" w:hAnsi="Bookman Old Style" w:eastAsia="Bookman Old Style"/>
-          <w:b/>
-          <w:i w:val="0"/>
-          <w:sz w:val="18"/>
-          <w:u w:val="single"/>
-        </w:rPr>
-        <w:t>OFICIO N°          -UFESC-URRHH/UGEL.T/GOB.REG.TACNA</w:t>
-      </w:r>
-    </w:p>
-    <w:p>
-      <w:pPr>
-        <w:spacing w:after="160"/>
-        <w:pBdr>
-          <w:bottom w:val="single" w:sz="8" w:space="1" w:color="000000"/>
-        </w:pBdr>
-      </w:pPr>
-    </w:p>
-    <w:p>
       <w:r>
         <w:rPr>
           <w:rFonts w:ascii="Bookman Old Style" w:hAnsi="Bookman Old Style" w:eastAsia="Bookman Old Style"/>
@@ -176,12 +159,13 @@
           <w:sz w:val="18"/>
           <w:u w:val="none"/>
         </w:rPr>
+        <w:tab/>
         <w:t>: FORMULO RESPUESTA</w:t>
       </w:r>
     </w:p>
     <w:p>
       <w:pPr>
-        <w:spacing w:after="240"/>
+        <w:spacing w:before="0" w:line="240" w:lineRule="auto" w:after="240"/>
       </w:pPr>
       <w:r>
         <w:rPr>
@@ -196,12 +180,13 @@
       <w:r>
         <w:rPr>
           <w:rFonts w:ascii="Bookman Old Style" w:hAnsi="Bookman Old Style" w:eastAsia="Bookman Old Style"/>
-          <w:b/>
+          <w:b w:val="0"/>
           <w:i w:val="0"/>
           <w:sz w:val="18"/>
           <w:u w:val="none"/>
         </w:rPr>
-        <w:t>: CUD. N° __________</w:t>
+        <w:tab/>
+        <w:t>: CUD. N° ________</w:t>
       </w:r>
     </w:p>
     <w:p>
@@ -427,7 +412,7 @@
       <w:headerReference w:type="default" r:id="rId9"/>
       <w:footerReference w:type="default" r:id="rId10"/>
       <w:pgSz w:w="12240" w:h="15840"/>
-      <w:pgMar w:top="924" w:right="1661" w:bottom="62" w:left="1559" w:header="720" w:footer="720" w:gutter="0"/>
+      <w:pgMar w:top="794" w:right="1661" w:bottom="62" w:left="1559" w:header="720" w:footer="720" w:gutter="0"/>
       <w:cols w:space="720"/>
       <w:docGrid w:linePitch="360"/>
     </w:sectPr>
